--- a/episodes/The_Dark_Rise_Episode_10.docx
+++ b/episodes/The_Dark_Rise_Episode_10.docx
@@ -314,7 +314,7 @@
           <w:sz w:val="24"/>
           <w:szCs w:val="24"/>
         </w:rPr>
-        <w:t xml:space="preserve">Beneath the ak-pu roots, the entity followed the shape of the argument the way it followed everything that reached it out of Idoro now, as a texture of fear and anger it could taste without needing to understand every word carried inside it.</w:t>
+        <w:t xml:space="preserve">Beneath the iroko roots, the entity followed the shape of the argument the way it followed everything that reached it out of Idoro now, as a texture of fear and anger it could taste without needing to understand every word carried inside it.</w:t>
       </w:r>
     </w:p>
     <w:p>

--- a/episodes/The_Dark_Rise_Episode_10.docx
+++ b/episodes/The_Dark_Rise_Episode_10.docx
@@ -140,20 +140,7 @@
     </w:p>
     <w:p>
       <w:pPr>
-        <w:spacing w:after="0" w:line="360"/>
-      </w:pPr>
-      <w:r>
-        <w:rPr>
-          <w:rFonts w:ascii="Georgia" w:hAnsi="Georgia" w:cs="Georgia"/>
-          <w:sz w:val="24"/>
-          <w:szCs w:val="24"/>
-        </w:rPr>
-        <w:t xml:space="preserve"/>
-      </w:r>
-    </w:p>
-    <w:p>
-      <w:pPr>
-        <w:spacing w:after="60" w:line="360"/>
+        <w:spacing w:after="60" w:line="360" w:before="480"/>
         <w:ind w:firstLine="360"/>
       </w:pPr>
       <w:r>
@@ -195,20 +182,7 @@
     </w:p>
     <w:p>
       <w:pPr>
-        <w:spacing w:after="0" w:line="360"/>
-      </w:pPr>
-      <w:r>
-        <w:rPr>
-          <w:rFonts w:ascii="Georgia" w:hAnsi="Georgia" w:cs="Georgia"/>
-          <w:sz w:val="24"/>
-          <w:szCs w:val="24"/>
-        </w:rPr>
-        <w:t xml:space="preserve"/>
-      </w:r>
-    </w:p>
-    <w:p>
-      <w:pPr>
-        <w:spacing w:after="60" w:line="360"/>
+        <w:spacing w:after="60" w:line="360" w:before="480"/>
         <w:ind w:firstLine="360"/>
       </w:pPr>
       <w:r>
@@ -292,20 +266,7 @@
     </w:p>
     <w:p>
       <w:pPr>
-        <w:spacing w:after="0" w:line="360"/>
-      </w:pPr>
-      <w:r>
-        <w:rPr>
-          <w:rFonts w:ascii="Georgia" w:hAnsi="Georgia" w:cs="Georgia"/>
-          <w:sz w:val="24"/>
-          <w:szCs w:val="24"/>
-        </w:rPr>
-        <w:t xml:space="preserve"/>
-      </w:r>
-    </w:p>
-    <w:p>
-      <w:pPr>
-        <w:spacing w:after="60" w:line="360"/>
+        <w:spacing w:after="60" w:line="360" w:before="480"/>
         <w:ind w:firstLine="360"/>
       </w:pPr>
       <w:r>
@@ -375,20 +336,7 @@
     </w:p>
     <w:p>
       <w:pPr>
-        <w:spacing w:after="0" w:line="360"/>
-      </w:pPr>
-      <w:r>
-        <w:rPr>
-          <w:rFonts w:ascii="Georgia" w:hAnsi="Georgia" w:cs="Georgia"/>
-          <w:sz w:val="24"/>
-          <w:szCs w:val="24"/>
-        </w:rPr>
-        <w:t xml:space="preserve"/>
-      </w:r>
-    </w:p>
-    <w:p>
-      <w:pPr>
-        <w:spacing w:after="60" w:line="360"/>
+        <w:spacing w:after="60" w:line="360" w:before="480"/>
         <w:ind w:firstLine="360"/>
       </w:pPr>
       <w:r>
@@ -402,15 +350,16 @@
     </w:p>
     <w:p>
       <w:pPr>
-        <w:spacing w:after="0" w:line="360"/>
-      </w:pPr>
-      <w:r>
-        <w:rPr>
-          <w:rFonts w:ascii="Georgia" w:hAnsi="Georgia" w:cs="Georgia"/>
-          <w:sz w:val="24"/>
-          <w:szCs w:val="24"/>
-        </w:rPr>
-        <w:t xml:space="preserve"/>
+        <w:spacing w:after="60" w:line="360" w:before="480"/>
+        <w:ind w:firstLine="360"/>
+      </w:pPr>
+      <w:r>
+        <w:rPr>
+          <w:rFonts w:ascii="Georgia" w:hAnsi="Georgia" w:cs="Georgia"/>
+          <w:sz w:val="24"/>
+          <w:szCs w:val="24"/>
+        </w:rPr>
+        <w:t xml:space="preserve">In Oso, the ledger voice spoke its tally.</w:t>
       </w:r>
     </w:p>
     <w:p>
@@ -426,25 +375,12 @@
           <w:bCs/>
           <w:caps/>
         </w:rPr>
-        <w:t xml:space="preserve">VILLAGE ATTENTION FRACTURED ACROSS TWO VISIBLE THREADS. UNDETECTED THREADS: STABLE. VESSEL: STANDING UNASSISTED, REACHING BEHAVIOR OBSERVED.</w:t>
-      </w:r>
-    </w:p>
-    <w:p>
-      <w:pPr>
-        <w:spacing w:after="0" w:line="360"/>
-      </w:pPr>
-      <w:r>
-        <w:rPr>
-          <w:rFonts w:ascii="Georgia" w:hAnsi="Georgia" w:cs="Georgia"/>
-          <w:sz w:val="24"/>
-          <w:szCs w:val="24"/>
-        </w:rPr>
-        <w:t xml:space="preserve"/>
-      </w:r>
-    </w:p>
-    <w:p>
-      <w:pPr>
-        <w:spacing w:after="60" w:line="360"/>
+        <w:t xml:space="preserve">Village attention fractured across two visible threads. Undetected threads: stable. Vessel: standing unassisted, reaching behavior observed.</w:t>
+      </w:r>
+    </w:p>
+    <w:p>
+      <w:pPr>
+        <w:spacing w:after="60" w:line="360" w:before="480"/>
         <w:ind w:firstLine="360"/>
       </w:pPr>
       <w:r>
@@ -500,20 +436,7 @@
     </w:p>
     <w:p>
       <w:pPr>
-        <w:spacing w:after="0" w:line="360"/>
-      </w:pPr>
-      <w:r>
-        <w:rPr>
-          <w:rFonts w:ascii="Georgia" w:hAnsi="Georgia" w:cs="Georgia"/>
-          <w:sz w:val="24"/>
-          <w:szCs w:val="24"/>
-        </w:rPr>
-        <w:t xml:space="preserve"/>
-      </w:r>
-    </w:p>
-    <w:p>
-      <w:pPr>
-        <w:spacing w:after="60" w:line="360"/>
+        <w:spacing w:after="60" w:line="360" w:before="480"/>
         <w:ind w:firstLine="360"/>
       </w:pPr>
       <w:r>
@@ -565,19 +488,6 @@
           <w:szCs w:val="24"/>
         </w:rPr>
         <w:t xml:space="preserve">She let herself feel that cost, once, alone, where no one could see it cross her face. Then she put it away, the same way she had put away every cost since the dawn she killed her own returned son with her own hands, and walked on.</w:t>
-      </w:r>
-    </w:p>
-    <w:p>
-      <w:pPr>
-        <w:spacing w:after="0" w:line="360"/>
-      </w:pPr>
-      <w:r>
-        <w:rPr>
-          <w:rFonts w:ascii="Georgia" w:hAnsi="Georgia" w:cs="Georgia"/>
-          <w:sz w:val="24"/>
-          <w:szCs w:val="24"/>
-        </w:rPr>
-        <w:t xml:space="preserve"/>
       </w:r>
     </w:p>
     <w:sectPr>
